--- a/en/wisdom-stories/just-verdict-of-the-frankfurt-judge.docx
+++ b/en/wisdom-stories/just-verdict-of-the-frankfurt-judge.docx
@@ -4,176 +4,91 @@
   <w:body>
     <w:p>
       <w:pPr>
-        <w:spacing w:before="0" w:after="60"/>
-        <w:jc w:val="left"/>
+        <w:pStyle w:val="Title"/>
       </w:pPr>
       <w:r>
-        <w:rPr>
-          <w:rFonts w:ascii="Arial" w:hAnsi="Arial" w:eastAsia="Arial"/>
-          <w:i w:val="0"/>
-          <w:color w:val="000000"/>
-          <w:sz w:val="52"/>
-        </w:rPr>
-        <w:t>The just verdict of the Frankfurt judge</w:t>
+        <w:t>The Judge of Frankfurt</w:t>
+      </w:r>
+    </w:p>
+    <w:p>
+      <w:pPr/>
+      <w:r>
+        <w:t>According to a story set in Frankfurt in 1506, a merchant lost a purse containing 800 guilders. A carpenter found it. Deeply religious, he kept it safe, certain that whoever had lost such a sum would come looking for it.</w:t>
+      </w:r>
+    </w:p>
+    <w:p>
+      <w:pPr/>
+      <w:r>
+        <w:t>One day, after a church service, a monk announced that a visiting merchant had lost 800 guilders and offered a reward of 100 for their return.</w:t>
       </w:r>
     </w:p>
     <w:p>
       <w:pPr>
-        <w:jc w:val="left"/>
+        <w:spacing w:after="80"/>
       </w:pPr>
       <w:r>
-        <w:rPr>
-          <w:rFonts w:ascii="Arial" w:hAnsi="Arial" w:eastAsia="Arial"/>
-          <w:i w:val="0"/>
-          <w:color w:val="000000"/>
-          <w:sz w:val="22"/>
-        </w:rPr>
-        <w:t>This incident was recorded in the city of Frankfurt in 1506. A merchant lost his bag with 800 guilders on the road. By chance, a carpenter passing by found the bag. The carpenter, who was extremely religious, did not tell anyone that he had found the bag, thinking that it was impossible not to notice that so much money was lost, so the owner would definitely look for it.</w:t>
+        <w:t>The carpenter brought the purse to the monk.</w:t>
+      </w:r>
+    </w:p>
+    <w:p>
+      <w:pPr/>
+      <w:r>
+        <w:t>When the merchant collected it, however, he offered only five guilders. The carpenter asked him to honor his promise. To avoid paying, the merchant claimed the purse had contained 900 guilders and accused the carpenter of taking 100. The monk defended the carpenter’s honesty, but the argument grew heated, so he took them both to court.</w:t>
+      </w:r>
+    </w:p>
+    <w:p>
+      <w:pPr/>
+      <w:r>
+        <w:t>The judge asked the merchant to swear on the Bible that he had lost 900 guilders. He did so without hesitation. The carpenter then swore that the purse he found had contained only 800.</w:t>
       </w:r>
     </w:p>
     <w:p>
       <w:pPr>
-        <w:jc w:val="left"/>
+        <w:spacing w:after="80"/>
       </w:pPr>
       <w:r>
-        <w:rPr>
-          <w:rFonts w:ascii="Arial" w:hAnsi="Arial" w:eastAsia="Arial"/>
-          <w:i w:val="0"/>
-          <w:color w:val="000000"/>
-          <w:sz w:val="22"/>
-        </w:rPr>
-        <w:t>One day, the carpenter went to church to worship. After the service, the monk announced to the congregation that a merchant who had come to Frankfurt had lost his 800 guilders and promised a reward of 100 guilders to whoever found it.</w:t>
+        <w:t>The judge announced his decision:</w:t>
       </w:r>
     </w:p>
     <w:p>
       <w:pPr>
-        <w:jc w:val="left"/>
+        <w:keepNext/>
       </w:pPr>
       <w:r>
-        <w:rPr>
-          <w:rFonts w:ascii="Arial" w:hAnsi="Arial" w:eastAsia="Arial"/>
-          <w:i w:val="0"/>
-          <w:color w:val="000000"/>
-          <w:sz w:val="22"/>
-        </w:rPr>
-        <w:t>Hearing this, the carpenter took the money he had found, went to church, and handed the bag over to the monk.</w:t>
+        <w:t>“The carpenter found 800 guilders. The merchant lost 900. Clearly, this cannot be the merchant’s purse. Since its owner has not been found, the carpenter may keep the 800 guilders. The merchant is free to continue searching for his 900.”</w:t>
       </w:r>
     </w:p>
     <w:p>
       <w:pPr>
-        <w:jc w:val="left"/>
+        <w:keepNext/>
+        <w:keepLines/>
+        <w:spacing w:before="160"/>
       </w:pPr>
       <w:r>
         <w:rPr>
-          <w:rFonts w:ascii="Arial" w:hAnsi="Arial" w:eastAsia="Arial"/>
-          <w:i w:val="0"/>
-          <w:color w:val="000000"/>
-          <w:sz w:val="22"/>
+          <w:b/>
         </w:rPr>
-        <w:t>The merchant was informed that his money had been found; he went to church and took the bag, but refused to pay the carpenter the 100 guilders he had promised—he gave him only 5 guilders. The carpenter asks the merchant to keep his promise. The greedy merchant claims that he has 900 guilders in his wallet, not 800, in order to avoid giving him 100 guilders, and that the carpenter took money from the bag. The monk intervenes in the argument to defend the carpenter: he says that he knows him, that he is an honest man, and that he would never do such a thing. The argument becomes heated. The monk takes the merchant and the carpenter to the city court.</w:t>
+        <w:t>Moral:</w:t>
+      </w:r>
+      <w:r>
+        <w:t xml:space="preserve"> Greed traps a person. The stingy person who denies the truth eventually becomes a victim of his own lies; justice is on the side of the righteous.</w:t>
       </w:r>
     </w:p>
     <w:p>
       <w:pPr>
-        <w:jc w:val="left"/>
+        <w:spacing w:after="80"/>
       </w:pPr>
       <w:r>
         <w:rPr>
-          <w:rFonts w:ascii="Arial" w:hAnsi="Arial" w:eastAsia="Arial"/>
-          <w:i w:val="0"/>
-          <w:color w:val="000000"/>
-          <w:sz w:val="22"/>
+          <w:i/>
+          <w:sz w:val="18"/>
         </w:rPr>
-        <w:t>The trial begins. The judge asks the merchant to swear by placing his hand on the Bible that he has lost his 900 guilders. The merchant, without hesitation, places his hand on the Bible and swears. The judge also asks the carpenter to swear by finding the 800 guilders. The carpenter also places his hand on the Bible and swears.</w:t>
-      </w:r>
-    </w:p>
-    <w:p>
-      <w:pPr>
-        <w:jc w:val="left"/>
-      </w:pPr>
-      <w:r>
-        <w:rPr>
-          <w:rFonts w:ascii="Arial" w:hAnsi="Arial" w:eastAsia="Arial"/>
-          <w:i w:val="0"/>
-          <w:color w:val="000000"/>
-          <w:sz w:val="22"/>
-        </w:rPr>
-        <w:t>Everyone is impatiently waiting for the judge's decision. The judge says that everything is clear as day and explains his decision as follows:</w:t>
-      </w:r>
-    </w:p>
-    <w:p>
-      <w:pPr>
-        <w:jc w:val="left"/>
-      </w:pPr>
-      <w:r>
-        <w:rPr>
-          <w:rFonts w:ascii="Arial" w:hAnsi="Arial" w:eastAsia="Arial"/>
-          <w:i w:val="0"/>
-          <w:color w:val="000000"/>
-          <w:sz w:val="22"/>
-        </w:rPr>
-        <w:t>— The carpenter found 800 guilders, and the merchant lost 900 guilders. Therefore, the money that the carpenter found does not belong to the merchant. Therefore, since the owner has not been found, these 800 guilders are given to the carpenter. The merchant can continue to search for the 900 guilders he lost.</w:t>
-      </w:r>
-    </w:p>
-    <w:p>
-      <w:pPr>
-        <w:pStyle w:val="Moral"/>
-        <w:keepNext/>
-        <w:keepLines/>
-        <w:widowControl/>
-        <w:spacing w:before="240" w:after="180" w:line="283" w:lineRule="auto"/>
-        <w:ind w:left="240" w:right="240"/>
-        <w:jc w:val="left"/>
-        <w:pBdr>
-          <w:top w:val="single" w:sz="8" w:space="7" w:color="E8D59A"/>
-          <w:left w:val="single" w:sz="32" w:space="11" w:color="C6A23A"/>
-          <w:bottom w:val="single" w:sz="8" w:space="7" w:color="E8D59A"/>
-          <w:right w:val="single" w:sz="8" w:space="11" w:color="E8D59A"/>
-        </w:pBdr>
-        <w:shd w:val="clear" w:color="auto" w:fill="FFF8E1"/>
-      </w:pPr>
-      <w:r>
-        <w:rPr>
-          <w:rFonts w:ascii="Arial" w:hAnsi="Arial" w:eastAsia="Arial" w:cs="Arial"/>
-          <w:b/>
-          <w:i w:val="0"/>
-          <w:color w:val="9A7417"/>
-          <w:sz w:val="22"/>
-        </w:rPr>
-        <w:t xml:space="preserve">Moral: </w:t>
-      </w:r>
-      <w:r>
-        <w:rPr>
-          <w:rFonts w:ascii="Arial" w:hAnsi="Arial" w:eastAsia="Arial" w:cs="Arial"/>
-          <w:b w:val="0"/>
-          <w:i w:val="0"/>
-          <w:color w:val="3F3826"/>
-          <w:sz w:val="22"/>
-        </w:rPr>
-        <w:t>Greed traps a person. The stingy person who denies the truth eventually becomes a victim of his own lies; justice is on the side of the righteous.</w:t>
-      </w:r>
-    </w:p>
-    <w:p>
-      <w:pPr>
-        <w:keepLines/>
-        <w:widowControl/>
-        <w:spacing w:before="60" w:after="0" w:line="240" w:lineRule="auto"/>
-        <w:jc w:val="right"/>
-      </w:pPr>
-      <w:r>
-        <w:rPr>
-          <w:rFonts w:ascii="Arial" w:hAnsi="Arial" w:eastAsia="Arial" w:cs="Arial"/>
-          <w:b w:val="0"/>
-          <w:i/>
-          <w:color w:val="8A7950"/>
-          <w:sz w:val="17"/>
-        </w:rPr>
-        <w:t>The story was obtained from open Internet sources.</w:t>
+        <w:t>Source: Publicly available internet sources.</w:t>
       </w:r>
     </w:p>
     <w:sectPr>
       <w:pgSz w:w="12240" w:h="15840"/>
-      <w:pgMar w:top="1440" w:right="1440" w:bottom="1440" w:left="1440" w:header="708" w:footer="708" w:gutter="0"/>
+      <w:pgMar w:top="1080" w:right="1224" w:bottom="1080" w:left="1224" w:header="720" w:footer="720" w:gutter="0"/>
       <w:cols w:space="720"/>
       <w:docGrid w:linePitch="360"/>
     </w:sectPr>
@@ -545,12 +460,14 @@
     <w:qFormat/>
     <w:rsid w:val="00FC693F"/>
     <w:pPr>
-      <w:spacing w:before="0" w:after="160" w:line="276" w:lineRule="auto"/>
+      <w:widowControl/>
+      <w:spacing w:after="120" w:line="259" w:lineRule="auto"/>
     </w:pPr>
     <w:rPr>
-      <w:rFonts w:ascii="Arial" w:hAnsi="Arial" w:eastAsia="Arial"/>
+      <w:rFonts w:ascii="Arial" w:hAnsi="Arial"/>
       <w:color w:val="000000"/>
       <w:sz w:val="22"/>
+      <w:lang w:val="en-US"/>
     </w:rPr>
   </w:style>
   <w:style w:type="paragraph" w:styleId="Header">
@@ -894,18 +811,17 @@
     <w:qFormat/>
     <w:rsid w:val="00FC693F"/>
     <w:pPr>
-      <w:pBdr>
-        <w:bottom w:val="single" w:sz="8" w:space="4" w:color="4F81BD" w:themeColor="accent1"/>
-      </w:pBdr>
-      <w:spacing w:after="300" w:line="240" w:lineRule="auto"/>
+      <w:keepNext/>
+      <w:spacing w:after="280" w:line="240" w:lineRule="auto"/>
       <w:contextualSpacing/>
     </w:pPr>
     <w:rPr>
-      <w:rFonts w:asciiTheme="majorHAnsi" w:eastAsiaTheme="majorEastAsia" w:hAnsiTheme="majorHAnsi" w:cstheme="majorBidi"/>
-      <w:color w:val="17365D" w:themeColor="text2" w:themeShade="BF"/>
+      <w:rFonts w:asciiTheme="majorHAnsi" w:eastAsiaTheme="majorEastAsia" w:hAnsiTheme="majorHAnsi" w:cstheme="majorBidi" w:ascii="Arial" w:hAnsi="Arial"/>
+      <w:b/>
+      <w:color w:val="000000"/>
       <w:spacing w:val="5"/>
       <w:kern w:val="28"/>
-      <w:sz w:val="52"/>
+      <w:sz w:val="34"/>
       <w:szCs w:val="52"/>
     </w:rPr>
   </w:style>
@@ -1381,9 +1297,6 @@
     <w:qFormat/>
     <w:rsid w:val="00FC693F"/>
     <w:pPr>
-      <w:pBdr>
-        <w:bottom w:val="single" w:sz="4" w:space="4" w:color="4F81BD" w:themeColor="accent1"/>
-      </w:pBdr>
       <w:spacing w:before="200" w:after="280"/>
       <w:ind w:left="936" w:right="936"/>
     </w:pPr>
@@ -12234,18 +12147,6 @@
         <w:shd w:val="clear" w:color="auto" w:fill="FBCAA2" w:themeFill="accent6" w:themeFillTint="7F"/>
       </w:tcPr>
     </w:tblStylePr>
-  </w:style>
-  <w:style w:type="paragraph" w:customStyle="1" w:styleId="Moral">
-    <w:name w:val="Moral"/>
-    <w:basedOn w:val="Normal"/>
-    <w:pPr>
-      <w:spacing w:before="160" w:after="0" w:line="276" w:lineRule="auto"/>
-    </w:pPr>
-    <w:rPr>
-      <w:rFonts w:ascii="Arial" w:hAnsi="Arial" w:eastAsia="Arial"/>
-      <w:i/>
-      <w:sz w:val="22"/>
-    </w:rPr>
   </w:style>
 </w:styles>
 </file>

--- a/en/wisdom-stories/just-verdict-of-the-frankfurt-judge.docx
+++ b/en/wisdom-stories/just-verdict-of-the-frankfurt-judge.docx
@@ -7,13 +7,13 @@
         <w:pStyle w:val="Title"/>
       </w:pPr>
       <w:r>
-        <w:t>The Judge of Frankfurt</w:t>
+        <w:t>The Just Verdict of the Frankfurt Judge</w:t>
       </w:r>
     </w:p>
     <w:p>
       <w:pPr/>
       <w:r>
-        <w:t>According to a story set in Frankfurt in 1506, a merchant lost a purse containing 800 guilders. A carpenter found it. Deeply religious, he kept it safe, certain that whoever had lost such a sum would come looking for it.</w:t>
+        <w:t>This event was recorded in the city of Frankfurt in 1506. A merchant lost a purse containing 800 guilders on the road. A carpenter passing that road by chance found it. Deeply religious, he told no one he had found it and kept it safe, certain that whoever had lost such a sum would come looking for it.</w:t>
       </w:r>
     </w:p>
     <w:p>
@@ -33,13 +33,13 @@
     <w:p>
       <w:pPr/>
       <w:r>
-        <w:t>When the merchant collected it, however, he offered only five guilders. The carpenter asked him to honor his promise. To avoid paying, the merchant claimed the purse had contained 900 guilders and accused the carpenter of taking 100. The monk defended the carpenter’s honesty, but the argument grew heated, so he took them both to court.</w:t>
+        <w:t>When the merchant collected it, however, he offered only five guilders. The carpenter asked him to honor his promise. To avoid paying, the merchant claimed the purse had contained 900 guilders and accused the carpenter of taking part of the money. The monk stepped in and defended the carpenter, saying he knew him and that he was an honest man, but when the argument grew heated he took them both to the city court.</w:t>
       </w:r>
     </w:p>
     <w:p>
       <w:pPr/>
       <w:r>
-        <w:t>The judge asked the merchant to swear on the Bible that he had lost 900 guilders. He did so without hesitation. The carpenter then swore that the purse he found had contained only 800.</w:t>
+        <w:t>The judge asked the merchant to swear on the Gospel that he had lost 900 guilders. He did so without hesitation. The carpenter also laid his hand on the Gospel and swore that he had found 800 guilders.</w:t>
       </w:r>
     </w:p>
     <w:p>
@@ -47,7 +47,7 @@
         <w:spacing w:after="80"/>
       </w:pPr>
       <w:r>
-        <w:t>The judge announced his decision:</w:t>
+        <w:t>Everyone waited impatiently. The judge said that everything was as clear as day and announced his decision:</w:t>
       </w:r>
     </w:p>
     <w:p>
@@ -68,11 +68,9 @@
         <w:rPr>
           <w:b/>
         </w:rPr>
-        <w:t>Moral:</w:t>
+        <w:t>Moral: Greed traps a person. The stingy person who denies the truth eventually becomes a victim of his own lies; justice is on the side of the righteous.</w:t>
       </w:r>
-      <w:r>
-        <w:t xml:space="preserve"> Greed traps a person. The stingy person who denies the truth eventually becomes a victim of his own lies; justice is on the side of the righteous.</w:t>
-      </w:r>
+      <w:r/>
     </w:p>
     <w:p>
       <w:pPr>
@@ -83,7 +81,7 @@
           <w:i/>
           <w:sz w:val="18"/>
         </w:rPr>
-        <w:t>Source: Publicly available internet sources.</w:t>
+        <w:t>Stories are taken from open Internet sources; illustrations were created with AI.</w:t>
       </w:r>
     </w:p>
     <w:sectPr>
